--- a/companies/ashcombe-advisory/Engagements/Kirby-Taylor/Meeting Minutes 2022-06-15 - Kirby-Taylor.docx
+++ b/companies/ashcombe-advisory/Engagements/Kirby-Taylor/Meeting Minutes 2022-06-15 - Kirby-Taylor.docx
@@ -7,7 +7,12 @@
         <w:pStyle w:val="Heading1"/>
       </w:pPr>
       <w:r>
-        <w:t>Meeting Minutes: Media Relations Program for Kirby-Taylor</w:t>
+        <w:t>Working Session Minutes: Kirby-Taylor Media Relations Program</w:t>
+      </w:r>
+    </w:p>
+    <w:p>
+      <w:r>
+        <w:t>Held by video call on the morning after Tuesday's spokesperson preparation session at the Kirby-Taylor offices, to take stock of the session and of the first week of outreach, and to agree how the interview requests now coming in will be handled. Notes taken by Michael Morris.</w:t>
       </w:r>
     </w:p>
     <w:p>
@@ -23,7 +28,15 @@
         <w:pStyle w:val="ListBullet"/>
       </w:pPr>
       <w:r>
-        <w:t>Melissa Zimmerman, Communications Analyst, Ashcombe Advisory Partners</w:t>
+        <w:t>Sandra Mcdaniel, Director of Operations, Kirby-Taylor</w:t>
+      </w:r>
+    </w:p>
+    <w:p>
+      <w:pPr>
+        <w:pStyle w:val="ListBullet"/>
+      </w:pPr>
+      <w:r>
+        <w:t>Michael Morris, Partner, Ashcombe Advisory Partners</w:t>
       </w:r>
     </w:p>
     <w:p>
@@ -47,7 +60,7 @@
         <w:pStyle w:val="ListBullet"/>
       </w:pPr>
       <w:r>
-        <w:t>Sandra Mcdaniel, Director of Operations, Kirby-Taylor</w:t>
+        <w:t>Melissa Zimmerman, Communications Analyst, Ashcombe Advisory Partners</w:t>
       </w:r>
     </w:p>
     <w:p>
@@ -55,52 +68,56 @@
         <w:pStyle w:val="Heading2"/>
       </w:pPr>
       <w:r>
-        <w:t>Discussion</w:t>
+        <w:t>1. How the preparation session went</w:t>
       </w:r>
     </w:p>
     <w:p>
       <w:r>
-        <w:t>The team met by telephone to review the program at its midpoint. Laura Bradley led the review, and Melissa Zimmerman recorded these minutes. The purpose was to confirm what is ready, close out the fact sheet, and set the sequence for the first round of media contact.</w:t>
+        <w:t>Sandra Mcdaniel reported that the spokespeople found the session useful and were comfortable telling the company's story in their own words, but that two kinds of question caught them out in the practice interviews: questions about growth plans the company is not ready to discuss, and questions that invited them to comment on competitors. Laura Bradley proposed adding short, approved answers for both to the Q&amp;A document, and the group agreed that the spokespeople should work through those answers in a shorter practice session by video before anyone gives an interview.</w:t>
+      </w:r>
+    </w:p>
+    <w:p>
+      <w:pPr>
+        <w:pStyle w:val="Heading2"/>
+      </w:pPr>
+      <w:r>
+        <w:t>2. The protocol at the front desk and the sites</w:t>
       </w:r>
     </w:p>
     <w:p>
       <w:r>
-        <w:t>The message framework is drafted and has been with Sandra Mcdaniel for review since last week. Laura Bradley reported that the language holds and that only minor edits are outstanding. The framework goes final once the client returns its marks.</w:t>
+        <w:t>The front desk and site reception staff who sat in on the first hour of the session are now working from the v2 protocol, and Sandra said the only question to come back so far is what a site manager should do when a local reporter calls them directly instead of the main line. It was agreed that site managers will take the reporter's name, outlet and deadline and pass them to Sandra the same day, and Laura will add that step to the protocol and reissue it as v3.</w:t>
+      </w:r>
+    </w:p>
+    <w:p>
+      <w:pPr>
+        <w:pStyle w:val="Heading2"/>
+      </w:pPr>
+      <w:r>
+        <w:t>3. Outreach, coverage and the check against public statements</w:t>
       </w:r>
     </w:p>
     <w:p>
       <w:r>
-        <w:t>Kimberly Le presented the coverage baseline. Reporting on Kirby-Taylor has been accurate but light, concentrated in two trade outlets, with no adverse threads running through it. The group read this as a favorable start and agreed the aim is depth and consistency rather than volume.</w:t>
+        <w:t>Kimberly Le took the group through the first weekly summary, which went out on Friday: several of the trade reporters pitched in the first round have replied, some of them asking for interviews, while coverage naming Kirby-Taylor has been light and neutral and trade coverage across the sector has centered on rising costs and difficulty hiring, which the group agreed are the subjects reporters are most likely to raise in a first interview.</w:t>
       </w:r>
     </w:p>
     <w:p>
       <w:r>
-        <w:t>The fact sheet is locked. Melissa Zimmerman confirmed that every figure ties to a filing or to written confirmation from the client, and that the same numbers now carry through the message points and the press packet. No further changes are expected before the announcement.</w:t>
+        <w:t>Melissa Zimmerman reported on her check of the Q&amp;A document against her file of the company's public statements over the past year and flagged one passage that describes growth in stronger terms than the company has used before; the group agreed to go back to the earlier wording, and Melissa will also circulate her finished table comparing how peer companies have been covered in the same trade titles.</w:t>
+      </w:r>
+    </w:p>
+    <w:p>
+      <w:pPr>
+        <w:pStyle w:val="Heading2"/>
+      </w:pPr>
+      <w:r>
+        <w:t>4. The interview requests</w:t>
       </w:r>
     </w:p>
     <w:p>
       <w:r>
-        <w:t>Kimberly Le is building the media list and expects a first version within the week. The group discussed which outlets to approach first and agreed to lead with the two that already follow Kirby-Taylor, then widen from there once the early conversations have gone well.</w:t>
-      </w:r>
-    </w:p>
-    <w:p>
-      <w:r>
-        <w:t>The spokesperson briefing was discussed. Sandra Mcdaniel will confirm a date, and Laura Bradley will run the session against the approved framework. Nothing goes to a reporter until the briefing is done and the client has cleared the framework.</w:t>
-      </w:r>
-    </w:p>
-    <w:p>
-      <w:r>
-        <w:t>The approval path is unchanged. Client-facing material clears through Sandra Mcdaniel before release, turnaround has been prompt, and no change was proposed.</w:t>
-      </w:r>
-    </w:p>
-    <w:p>
-      <w:r>
-        <w:t>Measurement was the last item. Melissa Zimmerman will track coverage against the baseline through the second half, counting placements and, where it can be judged, whether the message points are showing up in the reporting. The group agreed to keep the measure simple so it stays current, rather than build a fuller one that would lag the work.</w:t>
-      </w:r>
-    </w:p>
-    <w:p>
-      <w:r>
-        <w:t>Two smaller points were logged. Kimberly Le noted that one of the two trade outlets has changed its beat reporter, which the group treated as a reason to make the first call a careful one. Laura Bradley confirmed the press packet is assembled and needs only the final framework before it is ready to hand to a reporter.</w:t>
+        <w:t>The interview requests from the first round will be scheduled once the spokesperson concerned has done the video practice session and Sandra has signed off on the revised Q&amp;A document, with Laura proposing times to each reporter and Michael Morris sitting in on the first interviews himself. Sandra asked for at least a day's notice before any interview is confirmed, so that she can clear the spokesperson's diary, and the team agreed to treat that as a standing rule for the rest of the program.</w:t>
       </w:r>
     </w:p>
     <w:p>
@@ -118,14 +135,28 @@
         <w:tblLook w:firstColumn="1" w:firstRow="1" w:lastColumn="0" w:lastRow="0" w:noHBand="0" w:noVBand="1" w:val="04A0"/>
       </w:tblPr>
       <w:tblGrid>
-        <w:gridCol w:w="2880"/>
-        <w:gridCol w:w="2880"/>
-        <w:gridCol w:w="2880"/>
+        <w:gridCol w:w="2160"/>
+        <w:gridCol w:w="2160"/>
+        <w:gridCol w:w="2160"/>
+        <w:gridCol w:w="2160"/>
       </w:tblGrid>
       <w:tr>
         <w:tc>
           <w:tcPr>
-            <w:tcW w:type="dxa" w:w="2880"/>
+            <w:tcW w:type="dxa" w:w="2160"/>
+          </w:tcPr>
+          <w:p>
+            <w:r>
+              <w:rPr>
+                <w:b/>
+              </w:rPr>
+              <w:t>No.</w:t>
+            </w:r>
+          </w:p>
+        </w:tc>
+        <w:tc>
+          <w:tcPr>
+            <w:tcW w:type="dxa" w:w="2160"/>
           </w:tcPr>
           <w:p>
             <w:r>
@@ -138,7 +169,7 @@
         </w:tc>
         <w:tc>
           <w:tcPr>
-            <w:tcW w:type="dxa" w:w="2880"/>
+            <w:tcW w:type="dxa" w:w="2160"/>
           </w:tcPr>
           <w:p>
             <w:r>
@@ -151,14 +182,14 @@
         </w:tc>
         <w:tc>
           <w:tcPr>
-            <w:tcW w:type="dxa" w:w="2880"/>
+            <w:tcW w:type="dxa" w:w="2160"/>
           </w:tcPr>
           <w:p>
             <w:r>
               <w:rPr>
                 <w:b/>
               </w:rPr>
-              <w:t>Due</w:t>
+              <w:t>When</w:t>
             </w:r>
           </w:p>
         </w:tc>
@@ -166,17 +197,153 @@
       <w:tr>
         <w:tc>
           <w:tcPr>
-            <w:tcW w:type="dxa" w:w="2880"/>
+            <w:tcW w:type="dxa" w:w="2160"/>
           </w:tcPr>
           <w:p>
             <w:r>
-              <w:t>Return marks on the message framework</w:t>
+              <w:t>1</w:t>
             </w:r>
           </w:p>
         </w:tc>
         <w:tc>
           <w:tcPr>
-            <w:tcW w:type="dxa" w:w="2880"/>
+            <w:tcW w:type="dxa" w:w="2160"/>
+          </w:tcPr>
+          <w:p>
+            <w:r>
+              <w:t>Add approved answers on growth plans and on competitors to the Q&amp;A document and circulate it as v2</w:t>
+            </w:r>
+          </w:p>
+        </w:tc>
+        <w:tc>
+          <w:tcPr>
+            <w:tcW w:type="dxa" w:w="2160"/>
+          </w:tcPr>
+          <w:p>
+            <w:r>
+              <w:t>Laura Bradley</w:t>
+            </w:r>
+          </w:p>
+        </w:tc>
+        <w:tc>
+          <w:tcPr>
+            <w:tcW w:type="dxa" w:w="2160"/>
+          </w:tcPr>
+          <w:p>
+            <w:r>
+              <w:t>Friday</w:t>
+            </w:r>
+          </w:p>
+        </w:tc>
+      </w:tr>
+      <w:tr>
+        <w:tc>
+          <w:tcPr>
+            <w:tcW w:type="dxa" w:w="2160"/>
+          </w:tcPr>
+          <w:p>
+            <w:r>
+              <w:t>2</w:t>
+            </w:r>
+          </w:p>
+        </w:tc>
+        <w:tc>
+          <w:tcPr>
+            <w:tcW w:type="dxa" w:w="2160"/>
+          </w:tcPr>
+          <w:p>
+            <w:r>
+              <w:t>Add the site-manager step to the inquiry protocol and reissue it as v3</w:t>
+            </w:r>
+          </w:p>
+        </w:tc>
+        <w:tc>
+          <w:tcPr>
+            <w:tcW w:type="dxa" w:w="2160"/>
+          </w:tcPr>
+          <w:p>
+            <w:r>
+              <w:t>Laura Bradley</w:t>
+            </w:r>
+          </w:p>
+        </w:tc>
+        <w:tc>
+          <w:tcPr>
+            <w:tcW w:type="dxa" w:w="2160"/>
+          </w:tcPr>
+          <w:p>
+            <w:r>
+              <w:t>Friday</w:t>
+            </w:r>
+          </w:p>
+        </w:tc>
+      </w:tr>
+      <w:tr>
+        <w:tc>
+          <w:tcPr>
+            <w:tcW w:type="dxa" w:w="2160"/>
+          </w:tcPr>
+          <w:p>
+            <w:r>
+              <w:t>3</w:t>
+            </w:r>
+          </w:p>
+        </w:tc>
+        <w:tc>
+          <w:tcPr>
+            <w:tcW w:type="dxa" w:w="2160"/>
+          </w:tcPr>
+          <w:p>
+            <w:r>
+              <w:t>Circulate the peer coverage table and the revised growth wording</w:t>
+            </w:r>
+          </w:p>
+        </w:tc>
+        <w:tc>
+          <w:tcPr>
+            <w:tcW w:type="dxa" w:w="2160"/>
+          </w:tcPr>
+          <w:p>
+            <w:r>
+              <w:t>Melissa Zimmerman</w:t>
+            </w:r>
+          </w:p>
+        </w:tc>
+        <w:tc>
+          <w:tcPr>
+            <w:tcW w:type="dxa" w:w="2160"/>
+          </w:tcPr>
+          <w:p>
+            <w:r>
+              <w:t>Friday</w:t>
+            </w:r>
+          </w:p>
+        </w:tc>
+      </w:tr>
+      <w:tr>
+        <w:tc>
+          <w:tcPr>
+            <w:tcW w:type="dxa" w:w="2160"/>
+          </w:tcPr>
+          <w:p>
+            <w:r>
+              <w:t>4</w:t>
+            </w:r>
+          </w:p>
+        </w:tc>
+        <w:tc>
+          <w:tcPr>
+            <w:tcW w:type="dxa" w:w="2160"/>
+          </w:tcPr>
+          <w:p>
+            <w:r>
+              <w:t>Confirm spokesperson times for a short practice session by video</w:t>
+            </w:r>
+          </w:p>
+        </w:tc>
+        <w:tc>
+          <w:tcPr>
+            <w:tcW w:type="dxa" w:w="2160"/>
           </w:tcPr>
           <w:p>
             <w:r>
@@ -186,11 +353,11 @@
         </w:tc>
         <w:tc>
           <w:tcPr>
-            <w:tcW w:type="dxa" w:w="2880"/>
+            <w:tcW w:type="dxa" w:w="2160"/>
           </w:tcPr>
           <w:p>
             <w:r>
-              <w:t>This week</w:t>
+              <w:t>Early next week</w:t>
             </w:r>
           </w:p>
         </w:tc>
@@ -198,17 +365,69 @@
       <w:tr>
         <w:tc>
           <w:tcPr>
-            <w:tcW w:type="dxa" w:w="2880"/>
+            <w:tcW w:type="dxa" w:w="2160"/>
           </w:tcPr>
           <w:p>
             <w:r>
-              <w:t>Circulate the first media list for review</w:t>
+              <w:t>5</w:t>
             </w:r>
           </w:p>
         </w:tc>
         <w:tc>
           <w:tcPr>
-            <w:tcW w:type="dxa" w:w="2880"/>
+            <w:tcW w:type="dxa" w:w="2160"/>
+          </w:tcPr>
+          <w:p>
+            <w:r>
+              <w:t>Sign off on Q&amp;A v2 before any interview is confirmed</w:t>
+            </w:r>
+          </w:p>
+        </w:tc>
+        <w:tc>
+          <w:tcPr>
+            <w:tcW w:type="dxa" w:w="2160"/>
+          </w:tcPr>
+          <w:p>
+            <w:r>
+              <w:t>Sandra Mcdaniel</w:t>
+            </w:r>
+          </w:p>
+        </w:tc>
+        <w:tc>
+          <w:tcPr>
+            <w:tcW w:type="dxa" w:w="2160"/>
+          </w:tcPr>
+          <w:p>
+            <w:r>
+              <w:t>On receipt of v2</w:t>
+            </w:r>
+          </w:p>
+        </w:tc>
+      </w:tr>
+      <w:tr>
+        <w:tc>
+          <w:tcPr>
+            <w:tcW w:type="dxa" w:w="2160"/>
+          </w:tcPr>
+          <w:p>
+            <w:r>
+              <w:t>6</w:t>
+            </w:r>
+          </w:p>
+        </w:tc>
+        <w:tc>
+          <w:tcPr>
+            <w:tcW w:type="dxa" w:w="2160"/>
+          </w:tcPr>
+          <w:p>
+            <w:r>
+              <w:t>Send the weekly summary and flag the same day any story that names Kirby-Taylor</w:t>
+            </w:r>
+          </w:p>
+        </w:tc>
+        <w:tc>
+          <w:tcPr>
+            <w:tcW w:type="dxa" w:w="2160"/>
           </w:tcPr>
           <w:p>
             <w:r>
@@ -218,11 +437,11 @@
         </w:tc>
         <w:tc>
           <w:tcPr>
-            <w:tcW w:type="dxa" w:w="2880"/>
+            <w:tcW w:type="dxa" w:w="2160"/>
           </w:tcPr>
           <w:p>
             <w:r>
-              <w:t>Within one week</w:t>
+              <w:t>Every Friday</w:t>
             </w:r>
           </w:p>
         </w:tc>
@@ -230,31 +449,41 @@
       <w:tr>
         <w:tc>
           <w:tcPr>
-            <w:tcW w:type="dxa" w:w="2880"/>
+            <w:tcW w:type="dxa" w:w="2160"/>
           </w:tcPr>
           <w:p>
             <w:r>
-              <w:t>Confirm a date for the spokesperson briefing</w:t>
+              <w:t>7</w:t>
             </w:r>
           </w:p>
         </w:tc>
         <w:tc>
           <w:tcPr>
-            <w:tcW w:type="dxa" w:w="2880"/>
+            <w:tcW w:type="dxa" w:w="2160"/>
           </w:tcPr>
           <w:p>
             <w:r>
-              <w:t>Sandra Mcdaniel</w:t>
+              <w:t>Prepare a briefing note for the spokesperson ahead of each confirmed interview</w:t>
             </w:r>
           </w:p>
         </w:tc>
         <w:tc>
           <w:tcPr>
-            <w:tcW w:type="dxa" w:w="2880"/>
+            <w:tcW w:type="dxa" w:w="2160"/>
           </w:tcPr>
           <w:p>
             <w:r>
-              <w:t>Before the next session</w:t>
+              <w:t>Kimberly Le</w:t>
+            </w:r>
+          </w:p>
+        </w:tc>
+        <w:tc>
+          <w:tcPr>
+            <w:tcW w:type="dxa" w:w="2160"/>
+          </w:tcPr>
+          <w:p>
+            <w:r>
+              <w:t>Before each interview</w:t>
             </w:r>
           </w:p>
         </w:tc>
@@ -262,63 +491,41 @@
       <w:tr>
         <w:tc>
           <w:tcPr>
-            <w:tcW w:type="dxa" w:w="2880"/>
+            <w:tcW w:type="dxa" w:w="2160"/>
           </w:tcPr>
           <w:p>
             <w:r>
-              <w:t>Prepare the briefing materials from the approved framework</w:t>
+              <w:t>8</w:t>
             </w:r>
           </w:p>
         </w:tc>
         <w:tc>
           <w:tcPr>
-            <w:tcW w:type="dxa" w:w="2880"/>
+            <w:tcW w:type="dxa" w:w="2160"/>
           </w:tcPr>
           <w:p>
             <w:r>
-              <w:t>Laura Bradley</w:t>
+              <w:t>Propose interview times to the reporters who have asked, once items 4 and 5 are done</w:t>
             </w:r>
           </w:p>
         </w:tc>
         <w:tc>
           <w:tcPr>
-            <w:tcW w:type="dxa" w:w="2880"/>
+            <w:tcW w:type="dxa" w:w="2160"/>
           </w:tcPr>
           <w:p>
             <w:r>
-              <w:t>Ahead of the briefing</w:t>
-            </w:r>
-          </w:p>
-        </w:tc>
-      </w:tr>
-      <w:tr>
-        <w:tc>
-          <w:tcPr>
-            <w:tcW w:type="dxa" w:w="2880"/>
-          </w:tcPr>
-          <w:p>
-            <w:r>
-              <w:t>Hold the fact sheet as final unless the client reopens a figure</w:t>
+              <w:t>Laura Bradley and Michael Morris</w:t>
             </w:r>
           </w:p>
         </w:tc>
         <w:tc>
           <w:tcPr>
-            <w:tcW w:type="dxa" w:w="2880"/>
+            <w:tcW w:type="dxa" w:w="2160"/>
           </w:tcPr>
           <w:p>
             <w:r>
-              <w:t>Melissa Zimmerman</w:t>
-            </w:r>
-          </w:p>
-        </w:tc>
-        <w:tc>
-          <w:tcPr>
-            <w:tcW w:type="dxa" w:w="2880"/>
-          </w:tcPr>
-          <w:p>
-            <w:r>
-              <w:t>Ongoing</w:t>
+              <w:t>After sign-off</w:t>
             </w:r>
           </w:p>
         </w:tc>
@@ -326,7 +533,7 @@
     </w:tbl>
     <w:p>
       <w:r>
-        <w:t>Minutes recorded by Melissa Zimmerman. The framework marks are the gating item; once they are back, the media list and the briefing can proceed in parallel.</w:t>
+        <w:t>The next working session will be held in two weeks in the same format, or sooner if an interview raises anything that needs a decision from the company.</w:t>
       </w:r>
     </w:p>
     <w:sectPr>
